--- a/docs/TaskTrack/TaskTrack_Methodology.docx
+++ b/docs/TaskTrack/TaskTrack_Methodology.docx
@@ -51,7 +51,7 @@
           <w:szCs w:val="36"/>
           <w:lang w:eastAsia="en-PH"/>
         </w:rPr>
-        <w:t>Project Evolution and Planning</w:t>
+        <w:t>Detailed Methodology Section</w:t>
       </w:r>
     </w:p>
     <w:p>
@@ -71,60 +71,7 @@
           <w:szCs w:val="24"/>
           <w:lang w:eastAsia="en-PH"/>
         </w:rPr>
-        <w:t xml:space="preserve">The project first started with the name </w:t>
-      </w:r>
-      <w:r>
-        <w:rPr>
-          <w:rFonts w:ascii="Arial" w:eastAsia="Times New Roman" w:hAnsi="Arial" w:cs="Arial"/>
-          <w:b/>
-          <w:bCs/>
-          <w:sz w:val="24"/>
-          <w:szCs w:val="24"/>
-          <w:lang w:eastAsia="en-PH"/>
-        </w:rPr>
-        <w:t>Assignment &amp; Deadline Manager</w:t>
-      </w:r>
-      <w:r>
-        <w:rPr>
-          <w:rFonts w:ascii="Arial" w:eastAsia="Times New Roman" w:hAnsi="Arial" w:cs="Arial"/>
-          <w:sz w:val="24"/>
-          <w:szCs w:val="24"/>
-          <w:lang w:eastAsia="en-PH"/>
-        </w:rPr>
-        <w:t xml:space="preserve">, but it was later changed to </w:t>
-      </w:r>
-      <w:proofErr w:type="spellStart"/>
-      <w:r>
-        <w:rPr>
-          <w:rFonts w:ascii="Arial" w:eastAsia="Times New Roman" w:hAnsi="Arial" w:cs="Arial"/>
-          <w:b/>
-          <w:bCs/>
-          <w:sz w:val="24"/>
-          <w:szCs w:val="24"/>
-          <w:lang w:eastAsia="en-PH"/>
-        </w:rPr>
-        <w:t>TaskTrack</w:t>
-      </w:r>
-      <w:proofErr w:type="spellEnd"/>
-      <w:r>
-        <w:rPr>
-          <w:rFonts w:ascii="Arial" w:eastAsia="Times New Roman" w:hAnsi="Arial" w:cs="Arial"/>
-          <w:b/>
-          <w:bCs/>
-          <w:sz w:val="24"/>
-          <w:szCs w:val="24"/>
-          <w:lang w:eastAsia="en-PH"/>
-        </w:rPr>
-        <w:t>: An Assignment Tracker App</w:t>
-      </w:r>
-      <w:r>
-        <w:rPr>
-          <w:rFonts w:ascii="Arial" w:eastAsia="Times New Roman" w:hAnsi="Arial" w:cs="Arial"/>
-          <w:sz w:val="24"/>
-          <w:szCs w:val="24"/>
-          <w:lang w:eastAsia="en-PH"/>
-        </w:rPr>
-        <w:t xml:space="preserve"> because the new name better explains what the app does.</w:t>
+        <w:t>This section explains how the current version of TaskTrack was built and how its main parts work together. It focuses on the features, tools, design choices, and programming decisions used in the project.</w:t>
       </w:r>
     </w:p>
     <w:p>
@@ -137,15 +84,6 @@
           <w:lang w:eastAsia="en-PH"/>
         </w:rPr>
       </w:pPr>
-      <w:r>
-        <w:rPr>
-          <w:rFonts w:ascii="Arial" w:eastAsia="Times New Roman" w:hAnsi="Arial" w:cs="Arial"/>
-          <w:sz w:val="24"/>
-          <w:szCs w:val="24"/>
-          <w:lang w:eastAsia="en-PH"/>
-        </w:rPr>
-        <w:t>At the beginning, the project objectives were improved to make them clearer and easier to understand. The goals were adjusted so they matched what the app was designed to do.</w:t>
-      </w:r>
     </w:p>
     <w:p>
       <w:pPr>
@@ -157,15 +95,6 @@
           <w:lang w:eastAsia="en-PH"/>
         </w:rPr>
       </w:pPr>
-      <w:r>
-        <w:rPr>
-          <w:rFonts w:ascii="Arial" w:eastAsia="Times New Roman" w:hAnsi="Arial" w:cs="Arial"/>
-          <w:sz w:val="24"/>
-          <w:szCs w:val="24"/>
-          <w:lang w:eastAsia="en-PH"/>
-        </w:rPr>
-        <w:t>A system flowchart was also created to show how the app works. The flowchart includes the different features, user choices, and how everything connects. It was updated several times to make it more organized and easier to follow before coding began. This helped make sure the app’s structure was clear before building it..</w:t>
-      </w:r>
     </w:p>
     <w:p>
       <w:pPr>
@@ -199,7 +128,7 @@
           <w:szCs w:val="36"/>
           <w:lang w:eastAsia="en-PH"/>
         </w:rPr>
-        <w:t>System Architecture and Design</w:t>
+        <w:t>How Core Features Were Implemented</w:t>
       </w:r>
     </w:p>
     <w:p>
@@ -212,6 +141,15 @@
           <w:lang w:eastAsia="en-PH"/>
         </w:rPr>
       </w:pPr>
+      <w:r>
+        <w:rPr>
+          <w:rFonts w:ascii="Arial" w:eastAsia="Times New Roman" w:hAnsi="Arial" w:cs="Arial"/>
+          <w:sz w:val="24"/>
+          <w:szCs w:val="24"/>
+          <w:lang w:eastAsia="en-PH"/>
+        </w:rPr>
+        <w:t xml:space="preserve">The core features of </w:t>
+      </w:r>
       <w:proofErr w:type="spellStart"/>
       <w:r>
         <w:rPr>
@@ -230,7 +168,7 @@
           <w:szCs w:val="24"/>
           <w:lang w:eastAsia="en-PH"/>
         </w:rPr>
-        <w:t xml:space="preserve"> follows a structured workflow model:</w:t>
+        <w:t xml:space="preserve"> were built using Flask routes, HTML templates, CSS styling, JavaScript interactions, and local JSON storage.</w:t>
       </w:r>
     </w:p>
     <w:p>
@@ -254,7 +192,7 @@
           <w:szCs w:val="24"/>
           <w:lang w:eastAsia="en-PH"/>
         </w:rPr>
-        <w:t>Users can add, edit, delete, and update assignments.</w:t>
+        <w:t>Add and Manage Tasks: The user enters the subject, task name, due date, due time, priority, and progress. The system checks the input, creates a task record, and saves it in tasktrack_data.json.</w:t>
       </w:r>
     </w:p>
     <w:p>
@@ -278,7 +216,7 @@
           <w:szCs w:val="24"/>
           <w:lang w:eastAsia="en-PH"/>
         </w:rPr>
-        <w:t>Each assignment includes attributes such as title, subject, deadline, priority level, and completion status.</w:t>
+        <w:t>Notes and Checklist: Each task can also store notes and checklist items. These are updated through task actions and saved with the rest of the task data.</w:t>
       </w:r>
     </w:p>
     <w:p>
@@ -302,7 +240,7 @@
           <w:szCs w:val="24"/>
           <w:lang w:eastAsia="en-PH"/>
         </w:rPr>
-        <w:t>The system automatically detects overdue tasks.</w:t>
+        <w:t>Status Tracking: Tasks can be active, finished, or archived. When the user changes a task status, the system updates the record and moves it to the correct section.</w:t>
       </w:r>
     </w:p>
     <w:p>
@@ -326,7 +264,7 @@
           <w:szCs w:val="24"/>
           <w:lang w:eastAsia="en-PH"/>
         </w:rPr>
-        <w:t>Filtering and search functionality allow users to sort assignments by subject or status.</w:t>
+        <w:t>Sorting and Due Status: The app processes due dates and times, marks tasks as urgent or overdue when needed, and sorts them automatically. Users can also drag tasks to make a custom order.</w:t>
       </w:r>
     </w:p>
     <w:p>
@@ -346,7 +284,7 @@
           <w:szCs w:val="24"/>
           <w:lang w:eastAsia="en-PH"/>
         </w:rPr>
-        <w:t>The flowchart served as the foundation for implementation, ensuring that all user actions and decision paths were clearly defined before development of the runnable application began.</w:t>
+        <w:t>Settings and Local Saving: The app also saves theme settings, urgency hours, undo time, and delete confirmation choices so they stay available the next time the app opens.</w:t>
       </w:r>
     </w:p>
     <w:p>
@@ -459,8 +397,7 @@
           <w:szCs w:val="36"/>
           <w:lang w:eastAsia="en-PH"/>
         </w:rPr>
-        <w:lastRenderedPageBreak/>
-        <w:t>Implementation Process</w:t>
+        <w:t>Technologies Used (With Justification)</w:t>
       </w:r>
     </w:p>
     <w:p>
@@ -474,7 +411,7 @@
         <w:rPr>
           <w:rFonts w:ascii="Arial" w:hAnsi="Arial" w:cs="Arial"/>
         </w:rPr>
-        <w:t>First, a basic working version of the app was created using Python. This beta version included the main structure and core features of the program. It showed how assignments could be added and displayed.</w:t>
+        <w:t>Python was used because it is simple to understand and good for handling program logic, data processing, and file management.</w:t>
       </w:r>
     </w:p>
     <w:p>
@@ -488,7 +425,7 @@
         <w:rPr>
           <w:rFonts w:ascii="Arial" w:hAnsi="Arial" w:cs="Arial"/>
         </w:rPr>
-        <w:t>After that, more features were added to improve the app. These included:</w:t>
+        <w:t>Flask was used because it is a lightweight web framework that made it easier to connect the back end and the web pages.</w:t>
       </w:r>
     </w:p>
     <w:p>
@@ -506,7 +443,7 @@
         <w:rPr>
           <w:rFonts w:ascii="Arial" w:hAnsi="Arial" w:cs="Arial"/>
         </w:rPr>
-        <w:t>Editing and updating assignments</w:t>
+        <w:t>HTML was used to build the page structure, such as forms, task cards, buttons, and sections.</w:t>
       </w:r>
     </w:p>
     <w:p>
@@ -524,7 +461,7 @@
         <w:rPr>
           <w:rFonts w:ascii="Arial" w:hAnsi="Arial" w:cs="Arial"/>
         </w:rPr>
-        <w:t>Deleting assignments with confirmation</w:t>
+        <w:t>CSS was used to improve the layout, colors, spacing, and overall design of the app.</w:t>
       </w:r>
     </w:p>
     <w:p>
@@ -542,7 +479,7 @@
         <w:rPr>
           <w:rFonts w:ascii="Arial" w:hAnsi="Arial" w:cs="Arial"/>
         </w:rPr>
-        <w:t>Marking assignments as completed</w:t>
+        <w:t>JavaScript was used for interactive parts such as drag-and-drop ordering and smoother user actions on the page.</w:t>
       </w:r>
     </w:p>
     <w:p>
@@ -560,94 +497,16 @@
         <w:rPr>
           <w:rFonts w:ascii="Arial" w:hAnsi="Arial" w:cs="Arial"/>
         </w:rPr>
-        <w:t>Assignment status tracking (Pending and Completed)</w:t>
+        <w:t>JSON was used for storing data because it is easy to read, save, and update in a local project.</w:t>
       </w:r>
     </w:p>
     <w:p>
       <w:pPr>
         <w:pStyle w:val="NormalWeb"/>
-        <w:numPr>
-          <w:ilvl w:val="0"/>
-          <w:numId w:val="5"/>
-        </w:numPr>
-        <w:rPr>
-          <w:rFonts w:ascii="Arial" w:hAnsi="Arial" w:cs="Arial"/>
-        </w:rPr>
-      </w:pPr>
-      <w:r>
-        <w:rPr>
-          <w:rFonts w:ascii="Arial" w:hAnsi="Arial" w:cs="Arial"/>
-        </w:rPr>
-        <w:t>Priority levels (Low, Medium, High)</w:t>
-      </w:r>
-    </w:p>
-    <w:p>
-      <w:pPr>
-        <w:pStyle w:val="NormalWeb"/>
-        <w:numPr>
-          <w:ilvl w:val="0"/>
-          <w:numId w:val="5"/>
-        </w:numPr>
-        <w:rPr>
-          <w:rFonts w:ascii="Arial" w:hAnsi="Arial" w:cs="Arial"/>
-        </w:rPr>
-      </w:pPr>
-      <w:r>
-        <w:rPr>
-          <w:rFonts w:ascii="Arial" w:hAnsi="Arial" w:cs="Arial"/>
-        </w:rPr>
-        <w:t>Overdue task detection and alerts</w:t>
-      </w:r>
-    </w:p>
-    <w:p>
-      <w:pPr>
-        <w:pStyle w:val="NormalWeb"/>
-        <w:numPr>
-          <w:ilvl w:val="0"/>
-          <w:numId w:val="5"/>
-        </w:numPr>
-        <w:rPr>
-          <w:rFonts w:ascii="Arial" w:hAnsi="Arial" w:cs="Arial"/>
-        </w:rPr>
-      </w:pPr>
-      <w:r>
-        <w:rPr>
-          <w:rFonts w:ascii="Arial" w:hAnsi="Arial" w:cs="Arial"/>
-        </w:rPr>
-        <w:t>Subject-based filtering and search</w:t>
-      </w:r>
-    </w:p>
-    <w:p>
-      <w:pPr>
-        <w:pStyle w:val="NormalWeb"/>
-        <w:numPr>
-          <w:ilvl w:val="0"/>
-          <w:numId w:val="5"/>
-        </w:numPr>
-        <w:rPr>
-          <w:rFonts w:ascii="Arial" w:hAnsi="Arial" w:cs="Arial"/>
-        </w:rPr>
-      </w:pPr>
-      <w:r>
-        <w:rPr>
-          <w:rFonts w:ascii="Arial" w:hAnsi="Arial" w:cs="Arial"/>
-        </w:rPr>
-        <w:t>Customizable deadline reminders</w:t>
-      </w:r>
-    </w:p>
-    <w:p>
-      <w:pPr>
-        <w:pStyle w:val="NormalWeb"/>
-        <w:rPr>
-          <w:rFonts w:ascii="Arial" w:hAnsi="Arial" w:cs="Arial"/>
-        </w:rPr>
-      </w:pPr>
-      <w:r>
-        <w:rPr>
-          <w:rFonts w:ascii="Arial" w:hAnsi="Arial" w:cs="Arial"/>
-        </w:rPr>
-        <w:t>Later, the “Add Assignment” feature was redesigned to make it clearer and easier to use. The layout was improved so the app would be more organized and user-friendly. Several updates were made to improve both how the app works and how it looks.</w:t>
-      </w:r>
+        <w:rPr>
+          <w:rFonts w:ascii="Arial" w:hAnsi="Arial" w:cs="Arial"/>
+        </w:rPr>
+      </w:pPr>
     </w:p>
     <w:p>
       <w:pPr>
@@ -681,7 +540,7 @@
           <w:szCs w:val="36"/>
           <w:lang w:eastAsia="en-PH"/>
         </w:rPr>
-        <w:t>Design Decisions and Justifications</w:t>
+        <w:t>Key Design Decisions or Trade-Offs</w:t>
       </w:r>
     </w:p>
     <w:p>
@@ -701,7 +560,7 @@
           <w:szCs w:val="24"/>
           <w:lang w:eastAsia="en-PH"/>
         </w:rPr>
-        <w:t>Key design decisions included:</w:t>
+        <w:t>Some important design decisions and trade-offs in TaskTrack were:</w:t>
       </w:r>
     </w:p>
     <w:p>
@@ -725,7 +584,7 @@
           <w:szCs w:val="24"/>
           <w:lang w:eastAsia="en-PH"/>
         </w:rPr>
-        <w:t>Implementing confirmation prompts for deletion to prevent accidental data loss</w:t>
+        <w:t>Local storage was used instead of cloud storage. This made the app easier to build and use offline, but it also means data does not sync between devices.</w:t>
       </w:r>
     </w:p>
     <w:p>
@@ -749,7 +608,7 @@
           <w:szCs w:val="24"/>
           <w:lang w:eastAsia="en-PH"/>
         </w:rPr>
-        <w:t>Adding priority levels to improve task organization</w:t>
+        <w:t>The interface was kept simple so students could understand it quickly. The trade-off is that the app focuses more on clarity than on advanced features.</w:t>
       </w:r>
     </w:p>
     <w:p>
@@ -773,7 +632,7 @@
           <w:szCs w:val="24"/>
           <w:lang w:eastAsia="en-PH"/>
         </w:rPr>
-        <w:t>Including overdue detection to increase productivity support</w:t>
+        <w:t>Active, finished, and archived sections were added to make tasks easier to organize, even though this added more task states to manage.</w:t>
       </w:r>
     </w:p>
     <w:p>
@@ -797,7 +656,7 @@
           <w:szCs w:val="24"/>
           <w:lang w:eastAsia="en-PH"/>
         </w:rPr>
-        <w:t>Designing filtering and search functionality to improve efficiency</w:t>
+        <w:t>Both automatic sorting and custom ordering were included so users could choose what works best for them, even if it made the logic a little more complex.</w:t>
       </w:r>
     </w:p>
     <w:p>
@@ -821,7 +680,7 @@
           <w:szCs w:val="24"/>
           <w:lang w:eastAsia="en-PH"/>
         </w:rPr>
-        <w:t>Structuring the system around clear user actions defined in the flowchart</w:t>
+        <w:t>Undo actions and delete confirmations were added to reduce mistakes and protect task data.</w:t>
       </w:r>
     </w:p>
     <w:p>
@@ -841,7 +700,7 @@
           <w:szCs w:val="24"/>
           <w:lang w:eastAsia="en-PH"/>
         </w:rPr>
-        <w:t>These decisions were made to prioritize usability, clarity, and efficiency.</w:t>
+        <w:t>These decisions were made to keep the app useful, safe, and easy to use for students.</w:t>
       </w:r>
     </w:p>
     <w:p>
@@ -954,7 +813,6 @@
         <w:rPr>
           <w:rFonts w:ascii="Arial" w:hAnsi="Arial" w:cs="Arial"/>
         </w:rPr>
-        <w:lastRenderedPageBreak/>
         <w:t>Ethical Considerations</w:t>
       </w:r>
     </w:p>
@@ -974,10 +832,11 @@
       </w:r>
       <w:r>
         <w:rPr>
+          <w:rStyle w:val="Strong"/>
           <w:rFonts w:ascii="Arial" w:hAnsi="Arial" w:cs="Arial"/>
         </w:rPr>
         <w:br/>
-        <w:t>The app stores assignment information locally and does not collect personal data such as passwords, emails, or sensitive information. This helps protect user privacy and reduces the risk of data misuse.</w:t>
+        <w:t>TaskTrack stores task information only in local JSON files on the user's device. It does not collect passwords, emails, or private online accounts.</w:t>
       </w:r>
     </w:p>
     <w:p>
@@ -996,10 +855,11 @@
       </w:r>
       <w:r>
         <w:rPr>
+          <w:rStyle w:val="Strong"/>
           <w:rFonts w:ascii="Arial" w:hAnsi="Arial" w:cs="Arial"/>
         </w:rPr>
         <w:br/>
-        <w:t>The interface is designed to be clear and easy to understand. Simple language, organized layouts, and clear labels are used to make the app easy to use for students with different levels of technical experience.</w:t>
+        <w:t>The interface uses simple words, clear labels, organized sections, and readable layouts so it is easier for students to understand and use.</w:t>
       </w:r>
     </w:p>
     <w:p>
@@ -1018,10 +878,11 @@
       </w:r>
       <w:r>
         <w:rPr>
+          <w:rStyle w:val="Strong"/>
           <w:rFonts w:ascii="Arial" w:hAnsi="Arial" w:cs="Arial"/>
         </w:rPr>
         <w:br/>
-        <w:t>Confirmation messages are added before deleting assignments to prevent accidental data loss. This helps users avoid losing important information by mistake.</w:t>
+        <w:t>Delete confirmation settings and undo options were added to help prevent accidental loss of important task data.</w:t>
       </w:r>
     </w:p>
     <w:p>
@@ -1043,7 +904,7 @@
         <w:rPr>
           <w:rFonts w:ascii="Arial" w:hAnsi="Arial" w:cs="Arial"/>
         </w:rPr>
-        <w:t>Front-End and Back-End Communication</w:t>
+        <w:t>Backend-Frontend Communication</w:t>
       </w:r>
     </w:p>
     <w:p>
@@ -1065,33 +926,7 @@
         <w:rPr>
           <w:rFonts w:ascii="Arial" w:hAnsi="Arial" w:cs="Arial"/>
         </w:rPr>
-        <w:t xml:space="preserve"> separates the </w:t>
-      </w:r>
-      <w:r>
-        <w:rPr>
-          <w:rStyle w:val="Strong"/>
-          <w:rFonts w:ascii="Arial" w:hAnsi="Arial" w:cs="Arial"/>
-        </w:rPr>
-        <w:t>front end</w:t>
-      </w:r>
-      <w:r>
-        <w:rPr>
-          <w:rFonts w:ascii="Arial" w:hAnsi="Arial" w:cs="Arial"/>
-        </w:rPr>
-        <w:t xml:space="preserve"> (what the user sees) from the </w:t>
-      </w:r>
-      <w:r>
-        <w:rPr>
-          <w:rStyle w:val="Strong"/>
-          <w:rFonts w:ascii="Arial" w:hAnsi="Arial" w:cs="Arial"/>
-        </w:rPr>
-        <w:t>back end</w:t>
-      </w:r>
-      <w:r>
-        <w:rPr>
-          <w:rFonts w:ascii="Arial" w:hAnsi="Arial" w:cs="Arial"/>
-        </w:rPr>
-        <w:t xml:space="preserve"> (where the data is stored and processed):</w:t>
+        <w:t xml:space="preserve"> separates the front end (what the user sees) from the back end (where the logic and data are handled):</w:t>
       </w:r>
     </w:p>
     <w:p>
@@ -1124,22 +959,7 @@
         <w:rPr>
           <w:rFonts w:ascii="Arial" w:hAnsi="Arial" w:cs="Arial"/>
         </w:rPr>
-        <w:t xml:space="preserve">Built using </w:t>
-      </w:r>
-      <w:proofErr w:type="spellStart"/>
-      <w:r>
-        <w:rPr>
-          <w:rStyle w:val="Strong"/>
-          <w:rFonts w:ascii="Arial" w:hAnsi="Arial" w:cs="Arial"/>
-        </w:rPr>
-        <w:t>Tkinter</w:t>
-      </w:r>
-      <w:proofErr w:type="spellEnd"/>
-      <w:r>
-        <w:rPr>
-          <w:rFonts w:ascii="Arial" w:hAnsi="Arial" w:cs="Arial"/>
-        </w:rPr>
-        <w:t>, it shows windows, buttons, input fields, and assignment lists.</w:t>
+        <w:t>Built with HTML, CSS, and JavaScript in Flask templates, the front end shows the dashboard, task form, task cards, buttons, and settings page.</w:t>
       </w:r>
     </w:p>
     <w:p>
@@ -1157,7 +977,7 @@
         <w:rPr>
           <w:rFonts w:ascii="Arial" w:hAnsi="Arial" w:cs="Arial"/>
         </w:rPr>
-        <w:t>Users interact with the app by adding, editing, deleting, or marking assignments as complete.</w:t>
+        <w:t>Users interact with the app by adding, editing, finishing, archiving, deleting, searching, or reordering tasks.</w:t>
       </w:r>
     </w:p>
     <w:p>
@@ -1175,7 +995,7 @@
         <w:rPr>
           <w:rFonts w:ascii="Arial" w:hAnsi="Arial" w:cs="Arial"/>
         </w:rPr>
-        <w:t>The front end handles user actions and sends the information to the back end.</w:t>
+        <w:t>The front end sends user requests to the Flask back end through routes and form actions.</w:t>
       </w:r>
     </w:p>
     <w:p>
@@ -1208,28 +1028,14 @@
         <w:rPr>
           <w:rFonts w:ascii="Arial" w:hAnsi="Arial" w:cs="Arial"/>
         </w:rPr>
-        <w:t xml:space="preserve">The back end stores all assignments in a </w:t>
-      </w:r>
-      <w:r>
-        <w:rPr>
-          <w:rStyle w:val="Strong"/>
-          <w:rFonts w:ascii="Arial" w:hAnsi="Arial" w:cs="Arial"/>
-        </w:rPr>
-        <w:t>JSON file</w:t>
-      </w:r>
-      <w:r>
-        <w:rPr>
-          <w:rFonts w:ascii="Arial" w:hAnsi="Arial" w:cs="Arial"/>
-        </w:rPr>
-        <w:t xml:space="preserve"> called </w:t>
+        <w:t xml:space="preserve">The back end stores task data in tasktrack_data.json and settings in </w:t>
       </w:r>
       <w:proofErr w:type="spellStart"/>
       <w:r>
         <w:rPr>
-          <w:rStyle w:val="HTMLCode"/>
-          <w:rFonts w:ascii="Arial" w:hAnsi="Arial" w:cs="Arial"/>
-        </w:rPr>
-        <w:t>tasktrack_data.json</w:t>
+          <w:rFonts w:ascii="Arial" w:hAnsi="Arial" w:cs="Arial"/>
+        </w:rPr>
+        <w:t>settings.json</w:t>
       </w:r>
       <w:proofErr w:type="spellEnd"/>
       <w:r>
@@ -1254,7 +1060,7 @@
         <w:rPr>
           <w:rFonts w:ascii="Arial" w:hAnsi="Arial" w:cs="Arial"/>
         </w:rPr>
-        <w:t>It processes the data by sorting assignments, checking due dates, and updating statuses.</w:t>
+        <w:t>It processes due dates and times, marks urgent or overdue tasks, counts checklist progress, and sorts tasks into the correct sections.</w:t>
       </w:r>
     </w:p>
     <w:p>
@@ -1272,51 +1078,7 @@
         <w:rPr>
           <w:rFonts w:ascii="Arial" w:hAnsi="Arial" w:cs="Arial"/>
         </w:rPr>
-        <w:t xml:space="preserve">Functions like </w:t>
-      </w:r>
-      <w:proofErr w:type="spellStart"/>
-      <w:r>
-        <w:rPr>
-          <w:rStyle w:val="HTMLCode"/>
-          <w:rFonts w:ascii="Arial" w:hAnsi="Arial" w:cs="Arial"/>
-        </w:rPr>
-        <w:t>save_data</w:t>
-      </w:r>
-      <w:proofErr w:type="spellEnd"/>
-      <w:r>
-        <w:rPr>
-          <w:rStyle w:val="HTMLCode"/>
-          <w:rFonts w:ascii="Arial" w:hAnsi="Arial" w:cs="Arial"/>
-        </w:rPr>
-        <w:t>()</w:t>
-      </w:r>
-      <w:r>
-        <w:rPr>
-          <w:rFonts w:ascii="Arial" w:hAnsi="Arial" w:cs="Arial"/>
-        </w:rPr>
-        <w:t xml:space="preserve"> and </w:t>
-      </w:r>
-      <w:proofErr w:type="spellStart"/>
-      <w:r>
-        <w:rPr>
-          <w:rStyle w:val="HTMLCode"/>
-          <w:rFonts w:ascii="Arial" w:hAnsi="Arial" w:cs="Arial"/>
-        </w:rPr>
-        <w:t>load_data</w:t>
-      </w:r>
-      <w:proofErr w:type="spellEnd"/>
-      <w:r>
-        <w:rPr>
-          <w:rStyle w:val="HTMLCode"/>
-          <w:rFonts w:ascii="Arial" w:hAnsi="Arial" w:cs="Arial"/>
-        </w:rPr>
-        <w:t>()</w:t>
-      </w:r>
-      <w:r>
-        <w:rPr>
-          <w:rFonts w:ascii="Arial" w:hAnsi="Arial" w:cs="Arial"/>
-        </w:rPr>
-        <w:t xml:space="preserve"> manage reading from and writing to the JSON file.</w:t>
+        <w:t>Functions and routes handle loading data, saving changes, editing task details, updating notes, changing status, and restoring actions.</w:t>
       </w:r>
     </w:p>
     <w:p>
@@ -1334,7 +1096,7 @@
         <w:rPr>
           <w:rFonts w:ascii="Arial" w:hAnsi="Arial" w:cs="Arial"/>
         </w:rPr>
-        <w:t>It also ensures overdue tasks, priorities, and completed assignments are updated correctly.</w:t>
+        <w:t>It also prepares the updated task lists so the browser shows the correct active, finished, and archived views.</w:t>
       </w:r>
     </w:p>
     <w:p>
@@ -1349,6 +1111,7 @@
           <w:rStyle w:val="Strong"/>
           <w:rFonts w:ascii="Arial" w:hAnsi="Arial" w:cs="Arial"/>
         </w:rPr>
+        <w:lastRenderedPageBreak/>
         <w:t>Communication Between Front End and Back End:</w:t>
       </w:r>
     </w:p>
@@ -1367,7 +1130,7 @@
         <w:rPr>
           <w:rFonts w:ascii="Arial" w:hAnsi="Arial" w:cs="Arial"/>
         </w:rPr>
-        <w:t>When a user adds or updates an assignment, the front end collects the data from input fields.</w:t>
+        <w:t>When a user submits a form or clicks an action, the front end sends the task data or task ID to the back end.</w:t>
       </w:r>
     </w:p>
     <w:p>
@@ -1385,7 +1148,7 @@
         <w:rPr>
           <w:rFonts w:ascii="Arial" w:hAnsi="Arial" w:cs="Arial"/>
         </w:rPr>
-        <w:t>The data is sent to the back end, which saves it in the JSON file and organizes it.</w:t>
+        <w:t>The back end validates the input, updates the JSON files, and recomputes task details and order.</w:t>
       </w:r>
     </w:p>
     <w:p>
@@ -1403,8 +1166,7 @@
         <w:rPr>
           <w:rFonts w:ascii="Arial" w:hAnsi="Arial" w:cs="Arial"/>
         </w:rPr>
-        <w:lastRenderedPageBreak/>
-        <w:t>The back end returns the updated list of assignments to the front end.</w:t>
+        <w:t>The back end then returns the updated page with the newest task information.</w:t>
       </w:r>
     </w:p>
     <w:p>
@@ -1422,7 +1184,7 @@
         <w:rPr>
           <w:rFonts w:ascii="Arial" w:hAnsi="Arial" w:cs="Arial"/>
         </w:rPr>
-        <w:t>The front end updates the display so the user can see the latest tasks immediately.</w:t>
+        <w:t>The front end displays the refreshed dashboard and task panels so the user can see the result right away.</w:t>
       </w:r>
     </w:p>
     <w:p>
@@ -1436,7 +1198,7 @@
         <w:rPr>
           <w:rFonts w:ascii="Arial" w:hAnsi="Arial" w:cs="Arial"/>
         </w:rPr>
-        <w:t>This process allows the app to keep data safe, show the correct information to the user, and make sure everything is updated in real time.</w:t>
+        <w:t>This process helps keep TaskTrack organized, updated, and easy to use.</w:t>
       </w:r>
     </w:p>
     <w:p>
